--- a/tillsyn/A 54008-2025 tillsynsbegäran.docx
+++ b/tillsyn/A 54008-2025 tillsynsbegäran.docx
@@ -245,7 +245,7 @@
     <w:r>
       <w:tab/>
       <w:tab/>
-      <w:t>2025-11-15</w:t>
+      <w:t>2025-11-20</w:t>
       <w:br/>
       <w:br/>
     </w:r>

--- a/tillsyn/A 54008-2025 tillsynsbegäran.docx
+++ b/tillsyn/A 54008-2025 tillsynsbegäran.docx
@@ -245,7 +245,7 @@
     <w:r>
       <w:tab/>
       <w:tab/>
-      <w:t>2025-11-20</w:t>
+      <w:t>2025-11-21</w:t>
       <w:br/>
       <w:br/>
     </w:r>

--- a/tillsyn/A 54008-2025 tillsynsbegäran.docx
+++ b/tillsyn/A 54008-2025 tillsynsbegäran.docx
@@ -245,7 +245,7 @@
     <w:r>
       <w:tab/>
       <w:tab/>
-      <w:t>2025-11-21</w:t>
+      <w:t>2025-11-22</w:t>
       <w:br/>
       <w:br/>
     </w:r>

--- a/tillsyn/A 54008-2025 tillsynsbegäran.docx
+++ b/tillsyn/A 54008-2025 tillsynsbegäran.docx
@@ -245,7 +245,7 @@
     <w:r>
       <w:tab/>
       <w:tab/>
-      <w:t>2025-11-22</w:t>
+      <w:t>2025-11-23</w:t>
       <w:br/>
       <w:br/>
     </w:r>

--- a/tillsyn/A 54008-2025 tillsynsbegäran.docx
+++ b/tillsyn/A 54008-2025 tillsynsbegäran.docx
@@ -245,7 +245,7 @@
     <w:r>
       <w:tab/>
       <w:tab/>
-      <w:t>2025-11-23</w:t>
+      <w:t>2025-11-24</w:t>
       <w:br/>
       <w:br/>
     </w:r>

--- a/tillsyn/A 54008-2025 tillsynsbegäran.docx
+++ b/tillsyn/A 54008-2025 tillsynsbegäran.docx
@@ -245,7 +245,7 @@
     <w:r>
       <w:tab/>
       <w:tab/>
-      <w:t>2025-11-24</w:t>
+      <w:t>2025-11-25</w:t>
       <w:br/>
       <w:br/>
     </w:r>

--- a/tillsyn/A 54008-2025 tillsynsbegäran.docx
+++ b/tillsyn/A 54008-2025 tillsynsbegäran.docx
@@ -245,7 +245,7 @@
     <w:r>
       <w:tab/>
       <w:tab/>
-      <w:t>2025-11-25</w:t>
+      <w:t>2025-11-26</w:t>
       <w:br/>
       <w:br/>
     </w:r>

--- a/tillsyn/A 54008-2025 tillsynsbegäran.docx
+++ b/tillsyn/A 54008-2025 tillsynsbegäran.docx
@@ -245,7 +245,7 @@
     <w:r>
       <w:tab/>
       <w:tab/>
-      <w:t>2025-11-26</w:t>
+      <w:t>2025-11-27</w:t>
       <w:br/>
       <w:br/>
     </w:r>

--- a/tillsyn/A 54008-2025 tillsynsbegäran.docx
+++ b/tillsyn/A 54008-2025 tillsynsbegäran.docx
@@ -245,7 +245,7 @@
     <w:r>
       <w:tab/>
       <w:tab/>
-      <w:t>2025-11-27</w:t>
+      <w:t>2025-11-28</w:t>
       <w:br/>
       <w:br/>
     </w:r>

--- a/tillsyn/A 54008-2025 tillsynsbegäran.docx
+++ b/tillsyn/A 54008-2025 tillsynsbegäran.docx
@@ -245,7 +245,7 @@
     <w:r>
       <w:tab/>
       <w:tab/>
-      <w:t>2025-11-28</w:t>
+      <w:t>2025-11-29</w:t>
       <w:br/>
       <w:br/>
     </w:r>

--- a/tillsyn/A 54008-2025 tillsynsbegäran.docx
+++ b/tillsyn/A 54008-2025 tillsynsbegäran.docx
@@ -245,7 +245,7 @@
     <w:r>
       <w:tab/>
       <w:tab/>
-      <w:t>2025-11-29</w:t>
+      <w:t>2025-11-30</w:t>
       <w:br/>
       <w:br/>
     </w:r>

--- a/tillsyn/A 54008-2025 tillsynsbegäran.docx
+++ b/tillsyn/A 54008-2025 tillsynsbegäran.docx
@@ -245,7 +245,7 @@
     <w:r>
       <w:tab/>
       <w:tab/>
-      <w:t>2025-11-30</w:t>
+      <w:t>2025-12-01</w:t>
       <w:br/>
       <w:br/>
     </w:r>

--- a/tillsyn/A 54008-2025 tillsynsbegäran.docx
+++ b/tillsyn/A 54008-2025 tillsynsbegäran.docx
@@ -245,7 +245,7 @@
     <w:r>
       <w:tab/>
       <w:tab/>
-      <w:t>2025-12-01</w:t>
+      <w:t>2025-12-02</w:t>
       <w:br/>
       <w:br/>
     </w:r>

--- a/tillsyn/A 54008-2025 tillsynsbegäran.docx
+++ b/tillsyn/A 54008-2025 tillsynsbegäran.docx
@@ -245,7 +245,7 @@
     <w:r>
       <w:tab/>
       <w:tab/>
-      <w:t>2025-12-02</w:t>
+      <w:t>2025-12-03</w:t>
       <w:br/>
       <w:br/>
     </w:r>

--- a/tillsyn/A 54008-2025 tillsynsbegäran.docx
+++ b/tillsyn/A 54008-2025 tillsynsbegäran.docx
@@ -245,7 +245,7 @@
     <w:r>
       <w:tab/>
       <w:tab/>
-      <w:t>2025-12-03</w:t>
+      <w:t>2025-12-04</w:t>
       <w:br/>
       <w:br/>
     </w:r>

--- a/tillsyn/A 54008-2025 tillsynsbegäran.docx
+++ b/tillsyn/A 54008-2025 tillsynsbegäran.docx
@@ -22,7 +22,7 @@
     </w:p>
     <w:p>
       <w:r>
-        <w:t>Nedan beskrivs fynd av naturvårdsarter och fridlysta arter som gjorts i det avverkningsanmälda området.</w:t>
+        <w:t>Nedan beskrivs fynd av naturvårdsarter och fridlysta arter som gjorts i det avverkningsanmälda området. I BILAGA 1 finns artfakta om fridlysta arter.</w:t>
       </w:r>
     </w:p>
     <w:p>
@@ -35,7 +35,7 @@
     </w:p>
     <w:p>
       <w:r>
-        <w:t>I avverkningsanmälan har följande 1 naturvårdsarter hittats: orre (§4). För fridlysta arter anges även paragrafen i Artskyddsförordningen som arten är fridlyst enligt.</w:t>
+        <w:t>I avverkningsanmälan har följande 7 naturvårdsarter hittats: rynkskinn (VU), spillkråka (NT, §4), tretåig hackspett (NT, §4), ullticka (NT), kattfotslav (S), vedticka (S) och orre (§4). Av dessa är 4 rödlistade. För rödlistade arter har rödlistekategorin angivits inom parentes. Arter som är signalarter enligt Skogsstyrelsen har markerats med (S). För fridlysta arter anges även paragrafen i Artskyddsförordningen som arten är fridlyst enligt.</w:t>
       </w:r>
     </w:p>
     <w:p>
@@ -50,7 +50,7 @@
       <w:r>
         <w:drawing>
           <wp:inline xmlns:a="http://schemas.openxmlformats.org/drawingml/2006/main" xmlns:pic="http://schemas.openxmlformats.org/drawingml/2006/picture">
-            <wp:extent cx="5486400" cy="6617170"/>
+            <wp:extent cx="5486400" cy="6376894"/>
             <wp:docPr id="1" name="Picture 1"/>
             <wp:cNvGraphicFramePr>
               <a:graphicFrameLocks noChangeAspect="1"/>
@@ -71,7 +71,7 @@
                   <pic:spPr>
                     <a:xfrm>
                       <a:off x="0" y="0"/>
-                      <a:ext cx="5486400" cy="6617170"/>
+                      <a:ext cx="5486400" cy="6376894"/>
                     </a:xfrm>
                     <a:prstGeom prst="rect"/>
                   </pic:spPr>
@@ -91,6 +91,57 @@
       </w:r>
     </w:p>
     <w:p>
+      <w:r>
+        <w:rPr>
+          <w:b/>
+        </w:rPr>
+        <w:t xml:space="preserve">Kattfotslav </w:t>
+      </w:r>
+      <w:r>
+        <w:t>är en mycket god signalart i hela sitt svenska utbredningsområde och skogsbestånd med kattfotslav är alltid värdefulla ur naturvårdssynpunkt. Arten indikerar dels ett mikroklimat med konstant hög luftfuktighet, dels kontinuitet av äldre träd och god trädslutenhet. Trots att den är vanligare i sydvästra Sverige växer den enbart i skogsbestånd med höga naturvärden. Den är känslig för skogliga ingrepp som kan förändra lokal- och mikroklimat (Nitare &amp; Skogsstyrelsen, 2019).</w:t>
+      </w:r>
+    </w:p>
+    <w:p>
+      <w:r>
+        <w:rPr>
+          <w:b/>
+        </w:rPr>
+        <w:t>Rynkskinn (VU)</w:t>
+      </w:r>
+      <w:r>
+        <w:t>, rödlistad som sårbar, är en vednedbrytare som växer på grova granlågor och ingår i en karaktäristisk association av vedsvampar knutna till urskogsartade barrskogar. Den har klassificerats som en “urskogsindikator” och är placerad i toppen av Skogsstyrelsens värdepyramid för bedömning av skog med höga naturvärden. Allt tyder på att rynkskinn är mycket känslig för skogliga ingrepp (Nitare &amp; Skogsstyrelsen, 2019; SLU Artdatabanken, 2024).</w:t>
+      </w:r>
+    </w:p>
+    <w:p>
+      <w:r>
+        <w:rPr>
+          <w:b/>
+        </w:rPr>
+        <w:t>Ullticka (NT)</w:t>
+      </w:r>
+      <w:r>
+        <w:t xml:space="preserve"> är knuten till restbestånd av barrnaturskog och förekommer med ett tydligt optimum i orörda eller måttligt påverkade gamla granskogar där det föreligger viss kontinuitet av grov död ved. Ullticka är en bra signalart inom hela sitt utbredningsområde och i södra Sverige är den sällsynt och en god signalart för skyddsvärda granskogsmiljöer. Den hotas av avverkning och fragmentering av naturskog och äldre granskog med lång trädkontinuitet. På ullticka kan ibland ulltickeporing (VU) påträffas - det är en sällsynt ticka som nyligen delats upp i tre olika arter: </w:t>
+      </w:r>
+      <w:r>
+        <w:rPr>
+          <w:i/>
+        </w:rPr>
+        <w:t xml:space="preserve">Skeletocutis brevispora </w:t>
+      </w:r>
+      <w:r>
+        <w:t>(ulltickeporing)</w:t>
+      </w:r>
+      <w:r>
+        <w:rPr>
+          <w:i/>
+        </w:rPr>
+        <w:t>, Skeletocutis delicata och Skeletocutis exilis</w:t>
+      </w:r>
+      <w:r>
+        <w:t>. De två sistnämnda arterna står för närvarande (2020) som ej bedömda i rödlistan (SLU Artdatabanken, 2024; Nitare &amp; Skogsstyrelsen, 2019; Miettinen &amp; Niemelä, 2018).</w:t>
+      </w:r>
+    </w:p>
+    <w:p>
       <w:pPr>
         <w:pStyle w:val="Heading1"/>
       </w:pPr>
@@ -100,7 +151,7 @@
     </w:p>
     <w:p>
       <w:r>
-        <w:t>Följande fridlysta arter har sina livsmiljöer och växtplatser i den avverkningsanmälda skogen: orre (§4).</w:t>
+        <w:t>Följande fridlysta arter har sina livsmiljöer och växtplatser i den avverkningsanmälda skogen: spillkråka (NT, §4), tretåig hackspett (NT, §4) och orre (§4).</w:t>
       </w:r>
     </w:p>
     <w:p>
@@ -115,6 +166,249 @@
       </w:r>
       <w:r>
         <w:t>(artikel 1). Vidare att de åtgärder som vidtas inte får leda till en försämring av den nuvarande situationen beträffande bevarandet av de fågelarter som avses i artikel 1 (artikel 13). Fågeldirektivet är styrande för tillsynsansvariga myndigheters ärendehantering, ställningstaganden och beslutsfattande.</w:t>
+      </w:r>
+    </w:p>
+    <w:p>
+      <w:r>
+        <w:rPr>
+          <w:b/>
+        </w:rPr>
+        <w:t>Spillkråka (NT, §4)</w:t>
+      </w:r>
+      <w:r>
+        <w:t xml:space="preserve"> är rödlistad som nära hotad och ingår i bilaga 1 i EU:s fågeldirektiv. Den minskar i population på grund av minskad tillgång på lämpliga bo- och födoträd och minskad födotillgång. Spillkråkans minskningstakt har uppgått till 19 (24–10) % under de senaste 15 åren. Minskningstakten för den svenska populationen bedöms vara nära gränsvärdet för Sårbar (VU) (A2bc). Skogsbruk med korta omloppstider och täta, homogena ungskogar utgör det största hotet, (SLU Artdatabanken, 2023).</w:t>
+      </w:r>
+    </w:p>
+    <w:p>
+      <w:r>
+        <w:rPr>
+          <w:b/>
+        </w:rPr>
+        <w:t>Tretåig hackspett (NT, §4)</w:t>
+      </w:r>
+      <w:r>
+        <w:t xml:space="preserve"> är rödlistad som nära hotad och ingår i bilaga 1 i EU:s fågeldirektiv. Tretåig hackspett är för sin överlevnad beroende av kontinuerlig tillförsel av äldre döende och död ved, som sker genom naturliga självgallringsprocesser i äldre grannaturskogar och barrblandade naturskogar. Om en skog genom skogsbruk gallras eller glesas ur så upphör och uteblir i stort sett den naturliga självgallringsprocessen för mycket lång tid framöver vilket omöjliggör upprätthållandet av den kontinuerliga ekologiska funktionen i ett område. Det finns studier som visar att naturskogens självgallringsprocess som den tretåiga hackspetten är beroende av, inte kan ersättas med efterlämnad hänsyn i skogsbruket (Imbeau &amp; Desrochers, 2002). Storleken på häckningsreviret varierar med skogstypen, förekomsten av död ved och graden av fragmentering, men är i allmänhet i storleksordningen 25–100 hektar. Vintertid krävs ofta betydligt större områden och det finns studier som antyder att arten behöver minst 100 hektar äldre skog. I områden med låg bonitet kan det behövas över 200 hektar lämpligt habitat för att ett par ska kunna reproducera sig. Områden med dokumenterad permanent förekomst i naturskogsmiljöer har vanligen så stora naturvärden att skogsbruk är olämpligt (Skogsstyrelsen, 2016).</w:t>
+      </w:r>
+    </w:p>
+    <w:p>
+      <w:r>
+        <w:t>I BILAGA 1 finns mer detaljerad information om ekologi samt krav på livsmiljö hos fridlysta arter.</w:t>
+      </w:r>
+    </w:p>
+    <w:p>
+      <w:r>
+        <w:br w:type="page"/>
+      </w:r>
+    </w:p>
+    <w:p>
+      <w:pPr>
+        <w:pStyle w:val="Title"/>
+      </w:pPr>
+      <w:r>
+        <w:t>BILAGA 1 – Fridlysta arter</w:t>
+      </w:r>
+    </w:p>
+    <w:p>
+      <w:pPr>
+        <w:pStyle w:val="Heading1"/>
+      </w:pPr>
+      <w:r>
+        <w:t>Spillkråka – ekologi samt krav på livsmiljön</w:t>
+      </w:r>
+    </w:p>
+    <w:p>
+      <w:r>
+        <w:t>Spillkråka (NT) är rödlistad som nära hotad, fridlyst enligt §4 Artskyddsförordningen och ingår i bilaga 1 i EU:s fågeldirektiv. Spillkråka lever i både barr- och blandskog liksom i ren lövskog. De tätaste populationerna tenderar att finnas i äldre, variationsrik blandskog med gott om död ved och gamla träd.</w:t>
+      </w:r>
+    </w:p>
+    <w:p>
+      <w:r>
+        <w:t>Varje par utnyttjar 400–1000 hektar skog beroende på skogens kvalitet. En minskning av populationen pågår på grund av minskad tillgång på lämpliga bo- och födoträd och minskad födotillgång. Spillkråkans minskningstakt har uppgått till 19 (24–10) % under de senaste 15 åren. Minskningstakten för den svenska populationen bedöms vara nära gränsvärdet för Sårbar (VU) (A2bc). Skogsbruk med korta omloppstider och täta, homogena ungskogar utgör det största hotet (Artdatabanken 2023).</w:t>
+      </w:r>
+    </w:p>
+    <w:p>
+      <w:pPr>
+        <w:pStyle w:val="Heading2"/>
+      </w:pPr>
+      <w:r>
+        <w:t>Referenser – spillkråka</w:t>
+      </w:r>
+    </w:p>
+    <w:p>
+      <w:r>
+        <w:t xml:space="preserve">SLU Artdatabanken, 2021. </w:t>
+      </w:r>
+      <w:r>
+        <w:rPr>
+          <w:i/>
+        </w:rPr>
+        <w:t xml:space="preserve">Artfaktablad. Naturvård – artfakta. </w:t>
+      </w:r>
+      <w:r>
+        <w:t>SLU Artdatabanken, Uppsala</w:t>
+      </w:r>
+    </w:p>
+    <w:p>
+      <w:pPr>
+        <w:pStyle w:val="Heading1"/>
+      </w:pPr>
+      <w:r>
+        <w:t>Tretåig hackspett – ekologi samt krav på livsmiljön</w:t>
+      </w:r>
+    </w:p>
+    <w:p>
+      <w:r>
+        <w:t xml:space="preserve">Tretåig hackspett (NT) är fridlyst enligt §4 Artskyddsförordningen och finns med som prioriterad art i Skogsstyrelsen vägledning för skogsbruket (bilaga 4 till SVL). I vägledningen står bland annat att: </w:t>
+      </w:r>
+      <w:r>
+        <w:rPr>
+          <w:i/>
+        </w:rPr>
+        <w:t xml:space="preserve">“Tretåig hackspett har stora arealkrav och höga krav på sin livsmiljö. Omdaningen av naturskogar till kulturskogar medför en förlust av viktiga miljöer, något som förstärks av ökad fragmentering till följd av avverkningar.” </w:t>
+      </w:r>
+      <w:r>
+        <w:t xml:space="preserve">Vidare att: </w:t>
+      </w:r>
+      <w:r>
+        <w:rPr>
+          <w:i/>
+        </w:rPr>
+        <w:t>“Områden med dokumenterad permanent förekomst i naturskogsmiljöer har vanligen så stora naturvärden att skogsbruk är olämpligt”.</w:t>
+      </w:r>
+    </w:p>
+    <w:p>
+      <w:r>
+        <w:t>Tretåig hackspett är beroende av större sammanhängande naturskogar med kontinuerlig tillgång och nybildning av död ved och fragmentering av livsmiljöerna utgör ett stort hot mot arten (se exempelvis Stachura-Skierczynska et al., 2009; Wesolowski et al., 2005; Butler et al., 2004; Pakkala et al., 2002; Amcoff et al., 1996; Virkkala, 1991). Det finns studier som visar att naturskogens självgallringsprocess som den tretåiga hackspetten är beroende av, inte kan ersättas med efterlämnad hänsyn i skogsbruket (Imbeau &amp; Desrochers, 2002).</w:t>
+      </w:r>
+    </w:p>
+    <w:p>
+      <w:r>
+        <w:t>Permanenta revir av tretåig hackspett karaktäriseras ofta av artens typiska ringformigt ordnade hackmärken på framför allt gamla granar. För att säkerställa att inte revir av tretåig hackspett drabbas av avverkningsplanerna bör en inventering göras i området både under häckningstid och under vintern, då arten utnyttjar betydligt större områden än under sommarens häckningsrevir. Storleken på häckningsreviret varierar med skogstypen, förekomsten av död ved och graden av fragmentering, men är i allmänhet i storleksordningen 25–100 hektar.</w:t>
+      </w:r>
+    </w:p>
+    <w:p>
+      <w:r>
+        <w:t>Förutom fridlysning enligt §4 Artskyddsförordningen är tretåig hackspett även förtecknad i EU:s fågeldirektiv bilaga 1. Den ingår också i Natura 2000 och är förtecknad i Bernkonventionen bilaga II (strikt skyddade djurarter).</w:t>
+      </w:r>
+    </w:p>
+    <w:p>
+      <w:pPr>
+        <w:pStyle w:val="Heading2"/>
+      </w:pPr>
+      <w:r>
+        <w:t>Referenser – tretåig hackspett</w:t>
+      </w:r>
+    </w:p>
+    <w:p>
+      <w:r>
+        <w:t xml:space="preserve">Amcoff, M. &amp; Eriksson, P. 1996. </w:t>
+      </w:r>
+      <w:r>
+        <w:rPr>
+          <w:i/>
+        </w:rPr>
+        <w:t xml:space="preserve">Förekomst av tretåig hackspett Picoides tridactylus på bestånds- och landskapsnivå. </w:t>
+      </w:r>
+      <w:r>
+        <w:t>Ornis Svecica 6: 107–119</w:t>
+      </w:r>
+    </w:p>
+    <w:p>
+      <w:r>
+        <w:t xml:space="preserve">Butler, R., Angelstam, P., Ekelund, P. &amp; Schlaeffer, R. 2004. </w:t>
+      </w:r>
+      <w:r>
+        <w:rPr>
+          <w:i/>
+        </w:rPr>
+        <w:t xml:space="preserve">Dead wood threshold values for the three-toed woodpecker presence in boreal and sub-Alpine forest. </w:t>
+      </w:r>
+      <w:r>
+        <w:t>Biological conservation 119(3): 305–318</w:t>
+      </w:r>
+    </w:p>
+    <w:p>
+      <w:r>
+        <w:t xml:space="preserve">Imbeau, L. &amp; Desrochers, A. 2002. </w:t>
+      </w:r>
+      <w:r>
+        <w:rPr>
+          <w:i/>
+        </w:rPr>
+        <w:t xml:space="preserve">Foraging Ecology and Use of Drumming Trees by Three-Toed Woodpeckers. </w:t>
+      </w:r>
+      <w:r>
+        <w:t>The Journal of Wildlife Management. Vol. 66, No. 1 (Jan., 2002), pp. 222–231.</w:t>
+      </w:r>
+    </w:p>
+    <w:p>
+      <w:r>
+        <w:t xml:space="preserve">Pakkala, T., Hanski, I. &amp; Tomppo, E. 2002. </w:t>
+      </w:r>
+      <w:r>
+        <w:rPr>
+          <w:i/>
+        </w:rPr>
+        <w:t xml:space="preserve">Spatial ecology of the three-toed woodpecker in managed forest landscapes. </w:t>
+      </w:r>
+      <w:r>
+        <w:t>Silva Fennica 36(1): 279–288.</w:t>
+      </w:r>
+    </w:p>
+    <w:p>
+      <w:r>
+        <w:t xml:space="preserve">Skogsstyrelsen, 2016. </w:t>
+      </w:r>
+      <w:r>
+        <w:rPr>
+          <w:i/>
+        </w:rPr>
+        <w:t xml:space="preserve">Vägledning för hänsyn till fåglar – Tretåig hackspett. </w:t>
+      </w:r>
+      <w:r>
+        <w:t>www.skogsstyrelsen.se</w:t>
+      </w:r>
+    </w:p>
+    <w:p>
+      <w:r>
+        <w:t xml:space="preserve">Stachura-Skierczynska, K., Tumiel, T. &amp; Skierczynski, M. 2009. </w:t>
+      </w:r>
+      <w:r>
+        <w:rPr>
+          <w:i/>
+        </w:rPr>
+        <w:t xml:space="preserve">Habitat prediction model for three-toed woodpecker and its implications for the conservation of biologically valuable forests. </w:t>
+      </w:r>
+      <w:r>
+        <w:t>Forest Ecology and Management 258(5): 697–703.</w:t>
+      </w:r>
+    </w:p>
+    <w:p>
+      <w:r>
+        <w:t xml:space="preserve">Virkkala, R. 1991. </w:t>
+      </w:r>
+      <w:r>
+        <w:rPr>
+          <w:i/>
+        </w:rPr>
+        <w:t xml:space="preserve">Population trends of forest birds in a Finnish Lapland landscape of large habitat blocks – Consequences of stochastic environmental variation or regional habitat alteration. </w:t>
+      </w:r>
+      <w:r>
+        <w:t>Biological conservation 56(2): 223–240</w:t>
+      </w:r>
+    </w:p>
+    <w:p>
+      <w:r>
+        <w:t xml:space="preserve">Wesolowski, T., Czeszczewik, D. &amp; Rowinski, P. 2005. </w:t>
+      </w:r>
+      <w:r>
+        <w:rPr>
+          <w:i/>
+        </w:rPr>
+        <w:t xml:space="preserve">Effects of forest management on Three-toed Woodpecker Picoides tridactylus distribution in the Bialowieza Forest (NE Poland): conservation implications. </w:t>
+      </w:r>
+      <w:r>
+        <w:t>Acta Ornithologica 40(1): 53–60.</w:t>
       </w:r>
     </w:p>
     <w:sectPr>
@@ -245,7 +539,7 @@
     <w:r>
       <w:tab/>
       <w:tab/>
-      <w:t>2025-12-04</w:t>
+      <w:t>2025-12-05</w:t>
       <w:br/>
       <w:br/>
     </w:r>

--- a/tillsyn/A 54008-2025 tillsynsbegäran.docx
+++ b/tillsyn/A 54008-2025 tillsynsbegäran.docx
@@ -539,7 +539,7 @@
     <w:r>
       <w:tab/>
       <w:tab/>
-      <w:t>2025-12-05</w:t>
+      <w:t>2025-12-06</w:t>
       <w:br/>
       <w:br/>
     </w:r>

--- a/tillsyn/A 54008-2025 tillsynsbegäran.docx
+++ b/tillsyn/A 54008-2025 tillsynsbegäran.docx
@@ -539,7 +539,7 @@
     <w:r>
       <w:tab/>
       <w:tab/>
-      <w:t>2025-12-06</w:t>
+      <w:t>2025-12-07</w:t>
       <w:br/>
       <w:br/>
     </w:r>

--- a/tillsyn/A 54008-2025 tillsynsbegäran.docx
+++ b/tillsyn/A 54008-2025 tillsynsbegäran.docx
@@ -35,7 +35,7 @@
     </w:p>
     <w:p>
       <w:r>
-        <w:t>I avverkningsanmälan har följande 7 naturvårdsarter hittats: rynkskinn (VU), spillkråka (NT, §4), tretåig hackspett (NT, §4), ullticka (NT), kattfotslav (S), vedticka (S) och orre (§4). Av dessa är 4 rödlistade. För rödlistade arter har rödlistekategorin angivits inom parentes. Arter som är signalarter enligt Skogsstyrelsen har markerats med (S). För fridlysta arter anges även paragrafen i Artskyddsförordningen som arten är fridlyst enligt.</w:t>
+        <w:t>I avverkningsanmälan har följande 12 naturvårdsarter hittats: knärot (VU, §8), rynkskinn (VU), spillkråka (NT, §4), tretåig hackspett (NT, §4), ullticka (NT), bronshjon (S), kattfotslav (S), svavelriska (S), vedticka (S), vågbandad barkbock (S), kungsfågel (§4) och orre (§4). Av dessa är 5 rödlistade. För rödlistade arter har rödlistekategorin angivits inom parentes. Arter som är signalarter enligt Skogsstyrelsen har markerats med (S). För fridlysta arter anges även paragrafen i Artskyddsförordningen som arten är fridlyst enligt.</w:t>
       </w:r>
     </w:p>
     <w:p>
@@ -151,7 +151,7 @@
     </w:p>
     <w:p>
       <w:r>
-        <w:t>Följande fridlysta arter har sina livsmiljöer och växtplatser i den avverkningsanmälda skogen: spillkråka (NT, §4), tretåig hackspett (NT, §4) och orre (§4).</w:t>
+        <w:t>Följande fridlysta arter har sina livsmiljöer och växtplatser i den avverkningsanmälda skogen: knärot (VU, §8), spillkråka (NT, §4), tretåig hackspett (NT, §4), kungsfågel (§4) och orre (§4).</w:t>
       </w:r>
     </w:p>
     <w:p>
@@ -167,6 +167,92 @@
       <w:r>
         <w:t>(artikel 1). Vidare att de åtgärder som vidtas inte får leda till en försämring av den nuvarande situationen beträffande bevarandet av de fågelarter som avses i artikel 1 (artikel 13). Fågeldirektivet är styrande för tillsynsansvariga myndigheters ärendehantering, ställningstaganden och beslutsfattande.</w:t>
       </w:r>
+    </w:p>
+    <w:p>
+      <w:r>
+        <w:rPr>
+          <w:b/>
+        </w:rPr>
+        <w:t>Knärot (VU, §8)</w:t>
+      </w:r>
+      <w:r>
+        <w:t xml:space="preserve"> är rödlistad som sårbar och fridlyst enligt 8§ artskyddsförordningen. En nyligen genomförd analys av 79 floraväktarlokaler indikerar att det behövs någonstans mellan 100 och 150 meters skyddszon för att en knärotspopulation inte ska dö ut på lång sikt (Sebestyén &amp; Sundberg, 2025). Detta ligger väl i linje med tidigare genomförda studier som visar att det krävs väl tilltagna buffertzoner för att knäroten inte ska ta skada av skogsbruksåtgärder i intilliggande skog (Johnson, 2014; Koelmeijer m.fl., 2022; Skogsstyrelsen, 2022). Arten är även känslig för gallring vilket framgår av Skogsstyrelsens egen vägledning för hänsyn till knärot (Skogsstyrelsen, 2022). För rika förekomster av knärot är reservatsbildning eller biotopskydd lämpliga åtgärder för att skydda den. På knärot kan den sällsynta rostsvampen </w:t>
+      </w:r>
+      <w:r>
+        <w:rPr>
+          <w:i/>
+        </w:rPr>
+        <w:t>Pucciniastrum goodyerae</w:t>
+      </w:r>
+      <w:r>
+        <w:t xml:space="preserve"> påträffas. </w:t>
+      </w:r>
+      <w:r>
+        <w:rPr>
+          <w:i/>
+        </w:rPr>
+        <w:t>Pucciniastrum goodyerae</w:t>
+      </w:r>
+      <w:r>
+        <w:t xml:space="preserve"> är klassad som NE (ej bedömd) i rödlistan (SLU Artdatabanken, 2024).</w:t>
+      </w:r>
+    </w:p>
+    <w:p>
+      <w:r>
+        <w:t>I det avverkningsanmälda området finns 1 fyndplatser för knärot registrerade på Artportalen. Figur 2 visar gränserna för buffertzoner på 50 m, som behöver lämnas kring fyndplatserna för att knärotslokalerna inte ska försvinna vid en avverkning. Av det avverkningsanmälda området överlappar 0.43 ha med buffertzonerna och får av detta skäl inte avverkas.</w:t>
+      </w:r>
+    </w:p>
+    <w:p>
+      <w:pPr>
+        <w:pStyle w:val="Caption"/>
+      </w:pPr>
+      <w:r>
+        <w:drawing>
+          <wp:inline xmlns:a="http://schemas.openxmlformats.org/drawingml/2006/main" xmlns:pic="http://schemas.openxmlformats.org/drawingml/2006/picture">
+            <wp:extent cx="5486400" cy="8579368"/>
+            <wp:docPr id="2" name="Picture 2"/>
+            <wp:cNvGraphicFramePr>
+              <a:graphicFrameLocks noChangeAspect="1"/>
+            </wp:cNvGraphicFramePr>
+            <a:graphic>
+              <a:graphicData uri="http://schemas.openxmlformats.org/drawingml/2006/picture">
+                <pic:pic>
+                  <pic:nvPicPr>
+                    <pic:cNvPr id="0" name="A 54008-2025 karta knärot.png"/>
+                    <pic:cNvPicPr/>
+                  </pic:nvPicPr>
+                  <pic:blipFill>
+                    <a:blip r:embed="rId17"/>
+                    <a:stretch>
+                      <a:fillRect/>
+                    </a:stretch>
+                  </pic:blipFill>
+                  <pic:spPr>
+                    <a:xfrm>
+                      <a:off x="0" y="0"/>
+                      <a:ext cx="5486400" cy="8579368"/>
+                    </a:xfrm>
+                    <a:prstGeom prst="rect"/>
+                  </pic:spPr>
+                </pic:pic>
+              </a:graphicData>
+            </a:graphic>
+          </wp:inline>
+        </w:drawing>
+      </w:r>
+    </w:p>
+    <w:p>
+      <w:pPr>
+        <w:pStyle w:val="Caption"/>
+      </w:pPr>
+      <w:r>
+        <w:t>Figur 2. Fyndplatser och buffertzoner för knärot i det avverkningsanmälda området. Endast fyndplatser vars buffertzoner överlappar med det avverkningsanmälda området har tagits med i visualiseringen. Kartans mittpunktskoordinat är N 6683516, E 654681 i SWEREF 99 TM.</w:t>
+      </w:r>
+    </w:p>
+    <w:p>
+      <w:pPr>
+        <w:pStyle w:val="Caption"/>
+      </w:pPr>
     </w:p>
     <w:p>
       <w:r>
@@ -206,6 +292,199 @@
       </w:pPr>
       <w:r>
         <w:t>BILAGA 1 – Fridlysta arter</w:t>
+      </w:r>
+    </w:p>
+    <w:p>
+      <w:pPr>
+        <w:pStyle w:val="Heading1"/>
+      </w:pPr>
+      <w:r>
+        <w:t>Knärot – ekologi samt krav på livsmiljön</w:t>
+      </w:r>
+    </w:p>
+    <w:p>
+      <w:r>
+        <w:t>Knärot är fridlyst enligt 8 och 15 §§ artskyddsförordningen och klassad som sårbar (VU) enligt rödlistan 2020. Knärot är beroende av hög och jämn luftfuktighet i gamla, ostörda skogsmiljöer och är känslig för snabba förändringar av ljus-/vindförhållanden eller uttorkning. På grund av ett alltför intensivt skogsbruk har den minskat med 40 (25–50) % under de senaste 60 åren och i framtiden bedöms minskningstakten uppgå till 30 (20–40) %. Till följd av att arten har en dokumenterat högre minskningstakt i förhållande till sin generationstid än vad som tidigare varit känt (data från Riksskogstaxeringen) höjdes den till hotkategori sårbar (VU) i rödlistan 2020 (SLU Artdatabanken, 2024).</w:t>
+      </w:r>
+    </w:p>
+    <w:p>
+      <w:r>
+        <w:t>En analys av 79 floraväktarlokaler åren 1990–2015 vilka återbesökts under 2020–2024 visade på en tydlig negativ påverkan på knärotsförekomster från större hyggen i närområdet (inom 150–200 m) vilket indikerar att kanteffekter har en stor påverkan på populationerna. Resultaten bekräftar knärotens känslighet för kanteffekter och visar vikten av att skydda större skogsbestånd för att bevara arten. Om det blir höga andelar (&gt;30%) hyggen inom 200 meter från en knärotsförekomst så ökar risken för att en knärotspopulation dör ut och det verkar det behövas någonstans mellan 100 och 150 meters skyddszon för att bevara arten på lång sikt (Sebestyén &amp; Sundberg, 2025).</w:t>
+      </w:r>
+    </w:p>
+    <w:p>
+      <w:r>
+        <w:t xml:space="preserve">Samuel Johnsons doktorsavhandling </w:t>
+      </w:r>
+      <w:r>
+        <w:rPr>
+          <w:i/>
+        </w:rPr>
+        <w:t>“Retention Forestry as a Conservation Measure for Boreal Forest Ground Vegetation”</w:t>
+      </w:r>
+      <w:r>
+        <w:t xml:space="preserve"> (SLU, Uppsala 2014) visar att det krävs väl tilltagna skyddszoner för att knärotens växtplatser inte ska ta skada av skogsbruksåtgärder i intilliggande områden: </w:t>
+      </w:r>
+      <w:r>
+        <w:rPr>
+          <w:i/>
+        </w:rPr>
+        <w:t xml:space="preserve">“Study III shows that retention patches smaller than 0.5 ha do not lifeboat the sensitive forest herb G. repens, a species that depend on stable microclimatic conditions typical for intact forest stands.” </w:t>
+      </w:r>
+      <w:r>
+        <w:t xml:space="preserve">Vidare </w:t>
+      </w:r>
+      <w:r>
+        <w:rPr>
+          <w:i/>
+        </w:rPr>
+        <w:t>“More sensitive forest species are not lifeboated in retention patches ranging from 0.05 to 0.5 ha (Papers II &amp; III).”</w:t>
+      </w:r>
+    </w:p>
+    <w:p>
+      <w:r>
+        <w:t xml:space="preserve">Johnsons (2014) rekommendation på minst 50 meters breda skyddszoner runt knärotens växtplatser motsvarar en areal på 0,78 hektar, vilket ligger i linje med andra studier som gjorts på känsliga skogsarter: </w:t>
+      </w:r>
+      <w:r>
+        <w:rPr>
+          <w:i/>
+        </w:rPr>
+        <w:t>“In study III I also show that translocated specimens of G. repens survives well in mature forests at least 50 m from the nearest edge to an open area. Moreover, measures of temperature and humidity show that such distances from an open area is far enough to offer a microclimate that is more stable compared to what present in retention patches of around 0.1 ha. This means that the very centre of a circular patch with radius 50 m (equals a size of 0.78 ha) should offer conditions similar to interior forest and would perhaps be a suitable habitat for G. repens and similar species. Previous studies from both North America and Sweden have also concluded that patches between 0.5 and one ha are sufficient for preserving interior forest vegetation as well as sensitive lichens and bryophytes (de Graaf &amp; Roberts 2009; Halpern et al. 2012; Rudolphi et al. 2014).”</w:t>
+      </w:r>
+    </w:p>
+    <w:p>
+      <w:r>
+        <w:t>En nyligen publicerad vetenskaplig uppsats av Koelmeijer m.fl. (2022) inkluderar orkidén knärots skyddsbehov. I uppsatsen berörs problemet med uttorkning för växter, bl.a. för knärot, ett problem som blivit accentuerat på grund av den pågående klimatförändringen och torra somrar, t.ex. den exceptionellt torra sommaren 2018. I uppsatsen undersöks områden med tre olika avstånd från kalhyggeskant med avseende på skydd bl.a. för knärot. Det första området har avstånd upp till 20 m från hyggeskant (Strong edge effect), det andra 20–40 m från hyggeskant (Weak edge effect) och det tredje avser större avstånd från hyggeskant, där kanteffekten anses vara försumbar (Interior). Ett resultat var att man fann stor eller mycket stor uttorkningseffekt på känsliga och rödlistade skogsarter vid de kortare avstånden till hyggeskant, medan effekt av uttorkning inte konstaterades på större avstånd (Interior). För orkidén knärot fann man en rik förekomst (upp till 0,06 dm2/m2) på stort avstånd från hyggeskant (Interior), medan förekomsten var liten eller närmast försumbar i de områden som klassificerades som Weak edge effect respektive Strong edge effect. Arbetet påpekar att de allt oftare förekommande torra somrarna ger ytterligare skäl att utöka skyddsavståndet från hyggen till den fuktkrävande arten knärot (Koelmeijer m.fl., 2022).</w:t>
+      </w:r>
+    </w:p>
+    <w:p>
+      <w:r>
+        <w:t>Även Skogsstyrelsens egen vägledning för hänsyn till knärot ligger i linje med ovanstående forskningsstudier. Av vägledningen framgår det att för med hög sannolikhet kunna bevara befintliga förekomster krävs relativt stora avsättningar av uppvuxen skog med slutet och relativt tätt kronskikt. Som riktlinje kan krävas ett avstånd på 50 meter in från brynet för att vidmakthålla ett fungerande mikroklimat. Detta innebär att fristående hänsynsytor för många arter (kärlväxter, lavar och mossor) kan behöva ha en area överstigande 0,8 hektar (cirkelyta med radien 50 meter = 0,78 hektar) för att bibehålla lokalklimatet. Även ganska små förändringar i form av förändrade ljus- och fuktighetsförhållanden, till exempel till följd av gallring, kan leda till att arten försvinner till följd av konkurrens med mera ljuskrävande och snabbväxande arter (Skogsstyrelsen, 2022).</w:t>
+      </w:r>
+    </w:p>
+    <w:p>
+      <w:r>
+        <w:t>Vid tillämpning av försiktighetsprincipen enligt 2 kap. 3 § miljöbalken bör sålunda 100–150 meters skyddszon lämnas runt knärotens växtplatser.</w:t>
+      </w:r>
+    </w:p>
+    <w:p>
+      <w:pPr>
+        <w:pStyle w:val="Heading2"/>
+      </w:pPr>
+      <w:r>
+        <w:t>Referenser – knärot</w:t>
+      </w:r>
+    </w:p>
+    <w:p>
+      <w:r>
+        <w:t xml:space="preserve">de Graaf M &amp; Roberts M.R., 2009. </w:t>
+      </w:r>
+      <w:r>
+        <w:rPr>
+          <w:i/>
+        </w:rPr>
+        <w:t xml:space="preserve">Short-term response of the herbaceous layer within leave patches after harvest. </w:t>
+      </w:r>
+      <w:r>
+        <w:t>Forest Ecology and Management 257, 1014–1025</w:t>
+      </w:r>
+    </w:p>
+    <w:p>
+      <w:r>
+        <w:t xml:space="preserve">Halpern, C. B., Halaj, J., Evans, S. A., &amp; Dovciak, M., 2012. </w:t>
+      </w:r>
+      <w:r>
+        <w:rPr>
+          <w:i/>
+        </w:rPr>
+        <w:t xml:space="preserve">Level and pattern of overstory retention interact to shape long-term responses of understories to timber harvest. </w:t>
+      </w:r>
+      <w:r>
+        <w:t>Ecological Applications, 22, 2049–2064</w:t>
+      </w:r>
+    </w:p>
+    <w:p>
+      <w:r>
+        <w:t xml:space="preserve">Johnson, S., 2014. </w:t>
+      </w:r>
+      <w:r>
+        <w:rPr>
+          <w:i/>
+        </w:rPr>
+        <w:t>Retention Forestry as a Conservation Measure for Boreal Forest Ground Vegetation</w:t>
+      </w:r>
+      <w:r>
+        <w:t>. Doktorsavhandling, SLU, Uppsala</w:t>
+      </w:r>
+    </w:p>
+    <w:p>
+      <w:r>
+        <w:t xml:space="preserve">Koelmeijer, I. A., Ehrlén, J., Jönsson, M., De Frenne, P., Berg, P., Andersson, J., Weibull, H. &amp; Hylander, N. 2022. </w:t>
+      </w:r>
+      <w:r>
+        <w:rPr>
+          <w:i/>
+        </w:rPr>
+        <w:t xml:space="preserve">Interactive effects of drought and edge exposure on old-growth forest understory species. </w:t>
+      </w:r>
+      <w:r>
+        <w:t>Landscape Ecology, 37, sid 1839–1853</w:t>
+      </w:r>
+    </w:p>
+    <w:p>
+      <w:r>
+        <w:t xml:space="preserve">Rudolphi, J., Jönsson, M. T., &amp; Gustafsson, L., 2014. </w:t>
+      </w:r>
+      <w:r>
+        <w:rPr>
+          <w:i/>
+        </w:rPr>
+        <w:t xml:space="preserve">Biological legacies buffer local species extinction after logging. </w:t>
+      </w:r>
+      <w:r>
+        <w:t>Journal of Applied Ecology. 51, 53–62.</w:t>
+      </w:r>
+    </w:p>
+    <w:p>
+      <w:r>
+        <w:t xml:space="preserve">Sebestyén, L. och Sundberg, S. 2025.  </w:t>
+      </w:r>
+      <w:r>
+        <w:rPr>
+          <w:i/>
+        </w:rPr>
+        <w:t>Påverkan på knärotslokaler från hyggen i närheten.</w:t>
+      </w:r>
+      <w:r>
+        <w:t xml:space="preserve"> DAPHNE 36:1 2025. Botaniska Sällskapet i Stockholm</w:t>
+      </w:r>
+    </w:p>
+    <w:p>
+      <w:r>
+        <w:t xml:space="preserve">Skogsstyrelsen, 2022. </w:t>
+      </w:r>
+      <w:r>
+        <w:rPr>
+          <w:i/>
+        </w:rPr>
+        <w:t xml:space="preserve">Vägledning för hänsyn till knärot. </w:t>
+      </w:r>
+      <w:r>
+        <w:t>https://www.skogsstyrelsen.se/lag-och-tillsyn/artskydd/vagledningar-och-kunskapsstod-artskydd/vagledning-for-hansyn-till-knarot/</w:t>
+      </w:r>
+    </w:p>
+    <w:p>
+      <w:r>
+        <w:t xml:space="preserve">SLU Artdatabanken, 2024. </w:t>
+      </w:r>
+      <w:r>
+        <w:rPr>
+          <w:i/>
+        </w:rPr>
+        <w:t xml:space="preserve">Artfaktablad. Naturvård – artfakta. </w:t>
+      </w:r>
+      <w:r>
+        <w:t>SLU Artdatabanken, Uppsala</w:t>
       </w:r>
     </w:p>
     <w:p>
@@ -539,7 +818,7 @@
     <w:r>
       <w:tab/>
       <w:tab/>
-      <w:t>2025-12-07</w:t>
+      <w:t>2025-12-08</w:t>
       <w:br/>
       <w:br/>
     </w:r>

--- a/tillsyn/A 54008-2025 tillsynsbegäran.docx
+++ b/tillsyn/A 54008-2025 tillsynsbegäran.docx
@@ -35,7 +35,7 @@
     </w:p>
     <w:p>
       <w:r>
-        <w:t>I avverkningsanmälan har följande 12 naturvårdsarter hittats: knärot (VU, §8), rynkskinn (VU), spillkråka (NT, §4), tretåig hackspett (NT, §4), ullticka (NT), bronshjon (S), kattfotslav (S), svavelriska (S), vedticka (S), vågbandad barkbock (S), kungsfågel (§4) och orre (§4). Av dessa är 5 rödlistade. För rödlistade arter har rödlistekategorin angivits inom parentes. Arter som är signalarter enligt Skogsstyrelsen har markerats med (S). För fridlysta arter anges även paragrafen i Artskyddsförordningen som arten är fridlyst enligt.</w:t>
+        <w:t>I avverkningsanmälan har följande 15 naturvårdsarter hittats: knärot (VU, §8), rynkskinn (VU), garnlav (NT), spillkråka (NT, §4), tretåig hackspett (NT, §4), ullticka (NT), bronshjon (S), flagellkvastmossa (S), jättesvampmal (S), kattfotslav (S), svavelriska (S), vedticka (S), vågbandad barkbock (S), kungsfågel (§4) och orre (§4). Av dessa är 6 rödlistade. För rödlistade arter har rödlistekategorin angivits inom parentes. Arter som är signalarter enligt Skogsstyrelsen har markerats med (S). För fridlysta arter anges även paragrafen i Artskyddsförordningen som arten är fridlyst enligt.</w:t>
       </w:r>
     </w:p>
     <w:p>
@@ -88,6 +88,28 @@
       </w:pPr>
       <w:r>
         <w:t>Figur 1. Fyndplatser för naturvårdsarter i det avverkningsanmälda området (röd linje). Markörer utan svart kant är placerade på fyndplatsen. Markörer med svart kant är placerade vid sidan av fyndplatsen och har ett svart streck som visar fyndplatsens exakta position. Kartans mittpunktskoordinat är N 6683516, E 654681 i SWEREF 99 TM.</w:t>
+      </w:r>
+    </w:p>
+    <w:p>
+      <w:r>
+        <w:rPr>
+          <w:b/>
+        </w:rPr>
+        <w:t>Flagellkvastmossa</w:t>
+      </w:r>
+      <w:r>
+        <w:t xml:space="preserve"> förekommer framför allt i tallsumpskog, men finns även i relativt torra gran- och tallskogar. Den signalerar överallt skogsmiljöer med höga naturvärden och indikerar biotoper med rik och kontinuerlig förekomst av död ved i olika nedbrytningsstadier eller barlagd torvjord (Nitare &amp; Skogsstyrelsen, 2019).</w:t>
+      </w:r>
+    </w:p>
+    <w:p>
+      <w:r>
+        <w:rPr>
+          <w:b/>
+        </w:rPr>
+        <w:t>Garnlav (NT)</w:t>
+      </w:r>
+      <w:r>
+        <w:t xml:space="preserve"> är en utpräglad barrskogsart som ibland kan drapera träden i norrländska grannaturskogar med hög luftfuktighet. Den förekommer även i talldominerade bestånd där den, förutom i trädens grenverk, påträffas hängande över ojämnheter i tallbarken. Arten har minskat starkt i södra och mellersta Sverige och den minskar även i sitt nordliga utbredningsområde. Orsaken till tillbakagången beror främst på slutavverkningar av naturskogsartade skogar. Bestånd med riklig förekomst bör regelmässigt sparas. Garnlav är värdväxt för den mycket sällsynta och akut hotade fjärilen barrskogslavfly (CR) som hör hemma i boreala barrskogar med riklig förekomst av värdväxten. Tidigare kunde arten konstateras årligen på flera platser vid Dala-Floda i Dalarna innan lokalerna kalavverkades. Senaste fyndet i landet av barrskogslavfly är från år 2000 då den påträffades vid Högberget i Sollefteå kommun (SLU Artdatabanken, 2024).</w:t>
       </w:r>
     </w:p>
     <w:p>
@@ -818,7 +840,7 @@
     <w:r>
       <w:tab/>
       <w:tab/>
-      <w:t>2025-12-08</w:t>
+      <w:t>2025-12-09</w:t>
       <w:br/>
       <w:br/>
     </w:r>

--- a/tillsyn/A 54008-2025 tillsynsbegäran.docx
+++ b/tillsyn/A 54008-2025 tillsynsbegäran.docx
@@ -840,7 +840,7 @@
     <w:r>
       <w:tab/>
       <w:tab/>
-      <w:t>2025-12-09</w:t>
+      <w:t>2025-12-10</w:t>
       <w:br/>
       <w:br/>
     </w:r>

--- a/tillsyn/A 54008-2025 tillsynsbegäran.docx
+++ b/tillsyn/A 54008-2025 tillsynsbegäran.docx
@@ -35,7 +35,7 @@
     </w:p>
     <w:p>
       <w:r>
-        <w:t>I avverkningsanmälan har följande 15 naturvårdsarter hittats: knärot (VU, §8), rynkskinn (VU), garnlav (NT), spillkråka (NT, §4), tretåig hackspett (NT, §4), ullticka (NT), bronshjon (S), flagellkvastmossa (S), jättesvampmal (S), kattfotslav (S), svavelriska (S), vedticka (S), vågbandad barkbock (S), kungsfågel (§4) och orre (§4). Av dessa är 6 rödlistade. För rödlistade arter har rödlistekategorin angivits inom parentes. Arter som är signalarter enligt Skogsstyrelsen har markerats med (S). För fridlysta arter anges även paragrafen i Artskyddsförordningen som arten är fridlyst enligt.</w:t>
+        <w:t>I avverkningsanmälan har följande 18 naturvårdsarter hittats: knärot (VU, §8), rynkskinn (VU), garnlav (NT), spillkråka (NT, §4), tretåig hackspett (NT, §4), ullticka (NT), bronshjon (S), flagellkvastmossa (S), grön sköldmossa (S, §8), grönpyrola (S), jättesvampmal (S), kattfotslav (S), rödgul trumpetsvamp (S), svavelriska (S), vedticka (S), vågbandad barkbock (S), kungsfågel (§4) och orre (§4). Av dessa är 6 rödlistade. För rödlistade arter har rödlistekategorin angivits inom parentes. Arter som är signalarter enligt Skogsstyrelsen har markerats med (S). För fridlysta arter anges även paragrafen i Artskyddsförordningen som arten är fridlyst enligt.</w:t>
       </w:r>
     </w:p>
     <w:p>
@@ -117,6 +117,17 @@
         <w:rPr>
           <w:b/>
         </w:rPr>
+        <w:t xml:space="preserve">Grönpyrola </w:t>
+      </w:r>
+      <w:r>
+        <w:t>växer främst på sandig, torr eller frisk mark i äldre barrskog, ofta på isälvsmaterial såsom sand och grus. Den påträffas främst i äldre naturligt uppkomna barrskogar, exempelvis på tallmoar, i åssluttningar, dyner och rasbranter. Arten är känslig för skogsbruksmetoder såsom slutavverkning och markberedning (Nitare &amp; Skogsstyrelsen, 2019).</w:t>
+      </w:r>
+    </w:p>
+    <w:p>
+      <w:r>
+        <w:rPr>
+          <w:b/>
+        </w:rPr>
         <w:t xml:space="preserve">Kattfotslav </w:t>
       </w:r>
       <w:r>
@@ -132,6 +143,17 @@
       </w:r>
       <w:r>
         <w:t>, rödlistad som sårbar, är en vednedbrytare som växer på grova granlågor och ingår i en karaktäristisk association av vedsvampar knutna till urskogsartade barrskogar. Den har klassificerats som en “urskogsindikator” och är placerad i toppen av Skogsstyrelsens värdepyramid för bedömning av skog med höga naturvärden. Allt tyder på att rynkskinn är mycket känslig för skogliga ingrepp (Nitare &amp; Skogsstyrelsen, 2019; SLU Artdatabanken, 2024).</w:t>
+      </w:r>
+    </w:p>
+    <w:p>
+      <w:r>
+        <w:rPr>
+          <w:b/>
+        </w:rPr>
+        <w:t xml:space="preserve">Rödgul trumpetsvamp </w:t>
+      </w:r>
+      <w:r>
+        <w:t>signalerar kalkrika barrsumpskogar eller avgränsade små mineralrika ytor i barrskogslandskapet, vilka normalt har höga naturvärden. I urbergsbygder är den en bra signalart på känsliga skogsbiotoper (Nitare &amp; Skogsstyrelsen, 2019).</w:t>
       </w:r>
     </w:p>
     <w:p>
@@ -173,7 +195,7 @@
     </w:p>
     <w:p>
       <w:r>
-        <w:t>Följande fridlysta arter har sina livsmiljöer och växtplatser i den avverkningsanmälda skogen: knärot (VU, §8), spillkråka (NT, §4), tretåig hackspett (NT, §4), kungsfågel (§4) och orre (§4).</w:t>
+        <w:t>Följande fridlysta arter har sina livsmiljöer och växtplatser i den avverkningsanmälda skogen: knärot (VU, §8), spillkråka (NT, §4), tretåig hackspett (NT, §4), grön sköldmossa (S, §8), kungsfågel (§4) och orre (§4).</w:t>
       </w:r>
     </w:p>
     <w:p>
@@ -195,6 +217,17 @@
         <w:rPr>
           <w:b/>
         </w:rPr>
+        <w:t>Grön sköldmossa (§8)</w:t>
+      </w:r>
+      <w:r>
+        <w:t xml:space="preserve"> omfattas av EU:s art- och habitatdirektiv bilaga 2 vilket innebär att det finns ett uttalat intresse inom Europeiska unionen att bevara arten. Grön sköldmossa kräver skog som har ett speciellt mikroklimat med hög och jämn luftfuktighet i kombination med rik tillgång på död ved (Nitare, 2019). I praktiken handlar det om åtminstone 50 meter med skyddande skog för att undvika uttorkning av marken (Hallingbäck, personligt meddelande 2022-02-24). Grön sköldmossa är en ansvarsart för Sverige då en särskilt stor andel av Europas population finns i landet. Mark- och miljööverdomstolen (MÖD) har i mål nr M 2019-20 (18 februari 2019) slagit fast att grön sköldmossa (§8) är dispenspliktig och att exemplar av arten inte får skadas utan dispens (MÖD, mål nr M 2019-20).</w:t>
+      </w:r>
+    </w:p>
+    <w:p>
+      <w:r>
+        <w:rPr>
+          <w:b/>
+        </w:rPr>
         <w:t>Knärot (VU, §8)</w:t>
       </w:r>
       <w:r>
@@ -221,7 +254,7 @@
     </w:p>
     <w:p>
       <w:r>
-        <w:t>I det avverkningsanmälda området finns 1 fyndplatser för knärot registrerade på Artportalen. Figur 2 visar gränserna för buffertzoner på 50 m, som behöver lämnas kring fyndplatserna för att knärotslokalerna inte ska försvinna vid en avverkning. Av det avverkningsanmälda området överlappar 0.43 ha med buffertzonerna och får av detta skäl inte avverkas.</w:t>
+        <w:t>I det avverkningsanmälda området finns 3 fyndplatser för knärot registrerade på Artportalen. Figur 2 visar gränserna för buffertzoner på 50 m, som behöver lämnas kring fyndplatserna för att knärotslokalerna inte ska försvinna vid en avverkning. Av det avverkningsanmälda området överlappar 1.32 ha med buffertzonerna och får av detta skäl inte avverkas.</w:t>
       </w:r>
     </w:p>
     <w:p>
@@ -321,6 +354,182 @@
         <w:pStyle w:val="Heading1"/>
       </w:pPr>
       <w:r>
+        <w:t>Grön sköldmossa – ekologi samt krav på livsmiljön</w:t>
+      </w:r>
+    </w:p>
+    <w:p>
+      <w:r>
+        <w:t>Grön sköldmossa, fridlyst enligt 8§ artskyddsförordningen, växer på stubbar och lågor av olika trädslag, huvudsakligen i sena nedbrytningsstadier och på och mellan grova rötter av levande och döda träd. Den förekommer i Sverige främst i näringsrika granskogar med stort inslag av löv, arten är kortlivad och antalet kapslar varierar kraftigt mellan olika år (SLU Artdatabanken, 2021). Grön sköldmossa kräver skog som har ett speciellt mikroklimat med hög och jämn luftfuktighet i kombination med rik tillgång på död ved (Nitare, 2019). I praktiken handlar det om åtminstone 50 meter med skyddande skog för att undvika uttorkning av marken (Hallingbäck, personligt meddelande 2022-02-24).</w:t>
+      </w:r>
+    </w:p>
+    <w:p>
+      <w:r>
+        <w:t>Arten har sin huvudutbredning i sydöstra Sverige (SLU Artdatabanken, 2021). Allvarligaste hoten mot arten är skogsavverkning och brist på död ved. Brist på naturligt döda träd i dagens produktionsskogar gör att arten blir allt sällsyntare (Hallingbäck, 2016). Död ved i större mängd bör lämnas och träd tillåtas åldras och dö för att skapa kontinuerlig tillgång på livsmiljöer. Träd och livsmiljö bör skyddas genom att lämna trädgrupper, ytor eller zoner (SLU Artdatabanken, 2021).</w:t>
+      </w:r>
+    </w:p>
+    <w:p>
+      <w:r>
+        <w:t>Grön sköldmossa är upptagen i EU:s Habitatdirektiv bilaga 2 vilket innebär att det  finns ett uttalat intresse inom Europeiska unionen att bevara arten. Grön sköldmossa är en ansvarsart för Sverige då en särskilt stor andel av Europas population finns i landet. Förutom i östra Sverige har arten inga större sammanhängande utbredningar med gynnsam bevarandestatus söderut i Europa förrän i Montenegro. Det finns enbart liten förekomst med gynnsam regional bevarandestatus i södra Frankrike och södra Polen. Grön sköldmossa är typisk art för 9010 Taiga och 9750 Svämlövskog (Natura 2000) och omfattas även av Bernkonventionen bilaga 1.</w:t>
+      </w:r>
+    </w:p>
+    <w:p>
+      <w:r>
+        <w:t>Fridlysningen enligt §§ 8 och 15 Artskyddsförordningen innebär att det är förbjudet att på något sätt skada exemplar av arten. Artskyddsförordning (2007:845):</w:t>
+      </w:r>
+    </w:p>
+    <w:p>
+      <w:pPr>
+        <w:pStyle w:val="ListBullet"/>
+      </w:pPr>
+      <w:r>
+        <w:t>8 § I fråga om sådana vilt levande kärlväxter, mossor, lavar, svampar och alger som anges i bilaga 2 till denna förordning är det förbjudet att i den omfattning som framgår av bilagan 1. plocka, gräva upp eller på annat sätt ta bort eller skada exemplar av växterna, och 2. ta bort eller skada frön eller andra delar.</w:t>
+      </w:r>
+    </w:p>
+    <w:p>
+      <w:pPr>
+        <w:pStyle w:val="ListBullet"/>
+      </w:pPr>
+      <w:r>
+        <w:t>15 § Länsstyrelsen får i det enskilda fallet ge dispens från förbuden i 6, 8 och 9 §§ som avser länet eller del av länet, om det inte finns någon annan lämplig lösning och dispensen inte försvårar upprätthållandet av en gynnsam bevarandestatus hos artens bestånd i dess naturliga utbredningsområde.</w:t>
+      </w:r>
+    </w:p>
+    <w:p>
+      <w:r>
+        <w:t>Grön sköldmossa är även listad som B i Artskyddsförordningen vilket innebär att den är en art av unionsintresse:</w:t>
+      </w:r>
+    </w:p>
+    <w:p>
+      <w:pPr>
+        <w:pStyle w:val="ListBullet"/>
+      </w:pPr>
+      <w:r>
+        <w:t>B: Arten har enligt fågeldirektivet eller art- och habitatdirektivet ett sådant unionsintresse att särskilda skyddsområden (fågeldirektivet) eller bevarandeområden (art- och habitatdirektivet) behöver utses. Arten finns upptagen i bilaga 1 till fågeldirektivet eller bilaga 2 till art- och habitatdirektivet.</w:t>
+      </w:r>
+    </w:p>
+    <w:p>
+      <w:r>
+        <w:t>Mark- och miljööverdomstolen (MÖD) har i mål nr M 2019-20 (18 februari 2019) slagit fast att grön sköldmossa (§8) är dispenspliktig och att exemplar av arten inte får skadas utan dispens (MÖD, mål nr M 2019-20).</w:t>
+      </w:r>
+    </w:p>
+    <w:p>
+      <w:pPr>
+        <w:pStyle w:val="Heading2"/>
+      </w:pPr>
+      <w:r>
+        <w:t>Referenser – grön sköldmossa</w:t>
+      </w:r>
+    </w:p>
+    <w:p>
+      <w:r>
+        <w:t xml:space="preserve">Hallingbäck T., 2016. </w:t>
+      </w:r>
+      <w:r>
+        <w:rPr>
+          <w:i/>
+        </w:rPr>
+        <w:t xml:space="preserve">Mossor en fältguide. </w:t>
+      </w:r>
+      <w:r>
+        <w:t>Naturcentrum.</w:t>
+      </w:r>
+    </w:p>
+    <w:p>
+      <w:r>
+        <w:t xml:space="preserve">Hallingbäck T., 2022. </w:t>
+      </w:r>
+      <w:r>
+        <w:rPr>
+          <w:i/>
+        </w:rPr>
+        <w:t xml:space="preserve">Personligt meddelande 2022-02-24. </w:t>
+      </w:r>
+      <w:r>
+        <w:t>SLU Artdatabanken. Se nedan.</w:t>
+      </w:r>
+    </w:p>
+    <w:p>
+      <w:r>
+        <w:t xml:space="preserve">Mark- och miljööverdomstolen. </w:t>
+      </w:r>
+      <w:r>
+        <w:rPr>
+          <w:i/>
+        </w:rPr>
+        <w:t xml:space="preserve">Dom 18 februari 2019 i mål nr M 2019-20 </w:t>
+      </w:r>
+      <w:r>
+        <w:t>(MÖD, mål nr M 2019-20)</w:t>
+      </w:r>
+    </w:p>
+    <w:p>
+      <w:r>
+        <w:t xml:space="preserve">Nitare, J., 2019. </w:t>
+      </w:r>
+      <w:r>
+        <w:rPr>
+          <w:i/>
+        </w:rPr>
+        <w:t xml:space="preserve">Skyddsvärd skog – Naturvårdsarter och andra kriterier för naturvärdesbedömning. </w:t>
+      </w:r>
+      <w:r>
+        <w:t>Skogsstyrelsen.</w:t>
+      </w:r>
+    </w:p>
+    <w:p>
+      <w:r>
+        <w:t xml:space="preserve">SLU Artdatabanken, 2021. </w:t>
+      </w:r>
+      <w:r>
+        <w:rPr>
+          <w:i/>
+        </w:rPr>
+        <w:t xml:space="preserve">Artfaktablad. Naturvård – artfakta. </w:t>
+      </w:r>
+      <w:r>
+        <w:t>SLU Artdatabanken, Uppsala</w:t>
+      </w:r>
+    </w:p>
+    <w:p>
+      <w:r>
+        <w:t>Hallingbäck, personligt meddelande 2022-02-24</w:t>
+      </w:r>
+    </w:p>
+    <w:p>
+      <w:pPr>
+        <w:jc w:val="left"/>
+      </w:pPr>
+      <w:r>
+        <w:t>Från: Tomas Hallingbäck &lt;Tomas.Hallingback@slu.se&gt;</w:t>
+        <w:br/>
+        <w:t>Date: tors 24 feb. 2022 kl 17:49</w:t>
+        <w:br/>
+        <w:t>Subject: Re: Grön sköldmossa</w:t>
+        <w:br/>
+        <w:t>To: Magnus Kasselstrand &lt;magnus.kasselstrand@gmail.com&gt;</w:t>
+      </w:r>
+    </w:p>
+    <w:p>
+      <w:r>
+        <w:t>Hej Magnus,</w:t>
+      </w:r>
+    </w:p>
+    <w:p>
+      <w:r>
+        <w:t>Tyvärr finns inga studier på just detta, men uttorkning av underlaget är en starkt negativ faktor för grön sköldmossa, och jag brukar hänvisa till lokalklimatiska studier som visar att skyddskappan för att förhindra uttorkning av marken ligger på minst tre trädlängder skog (för plan mark), kortare för kuperad terräng, och detta blir i praktiken åtminstone 50 meter.</w:t>
+      </w:r>
+    </w:p>
+    <w:p>
+      <w:r>
+        <w:t>MVH</w:t>
+        <w:br/>
+        <w:t>Tomas Hallingbäck</w:t>
+      </w:r>
+    </w:p>
+    <w:p>
+      <w:pPr>
+        <w:pStyle w:val="Heading1"/>
+      </w:pPr>
+      <w:r>
         <w:t>Knärot – ekologi samt krav på livsmiljön</w:t>
       </w:r>
     </w:p>
@@ -840,7 +1049,7 @@
     <w:r>
       <w:tab/>
       <w:tab/>
-      <w:t>2025-12-10</w:t>
+      <w:t>2025-12-11</w:t>
       <w:br/>
       <w:br/>
     </w:r>

--- a/tillsyn/A 54008-2025 tillsynsbegäran.docx
+++ b/tillsyn/A 54008-2025 tillsynsbegäran.docx
@@ -1049,7 +1049,7 @@
     <w:r>
       <w:tab/>
       <w:tab/>
-      <w:t>2025-12-11</w:t>
+      <w:t>2025-12-12</w:t>
       <w:br/>
       <w:br/>
     </w:r>

--- a/tillsyn/A 54008-2025 tillsynsbegäran.docx
+++ b/tillsyn/A 54008-2025 tillsynsbegäran.docx
@@ -1049,7 +1049,7 @@
     <w:r>
       <w:tab/>
       <w:tab/>
-      <w:t>2025-12-12</w:t>
+      <w:t>2025-12-13</w:t>
       <w:br/>
       <w:br/>
     </w:r>

--- a/tillsyn/A 54008-2025 tillsynsbegäran.docx
+++ b/tillsyn/A 54008-2025 tillsynsbegäran.docx
@@ -1049,7 +1049,7 @@
     <w:r>
       <w:tab/>
       <w:tab/>
-      <w:t>2025-12-19</w:t>
+      <w:t>2025-12-20</w:t>
       <w:br/>
       <w:br/>
     </w:r>

--- a/tillsyn/A 54008-2025 tillsynsbegäran.docx
+++ b/tillsyn/A 54008-2025 tillsynsbegäran.docx
@@ -1049,7 +1049,7 @@
     <w:r>
       <w:tab/>
       <w:tab/>
-      <w:t>2025-12-20</w:t>
+      <w:t>2025-12-21</w:t>
       <w:br/>
       <w:br/>
     </w:r>

--- a/tillsyn/A 54008-2025 tillsynsbegäran.docx
+++ b/tillsyn/A 54008-2025 tillsynsbegäran.docx
@@ -1049,7 +1049,7 @@
     <w:r>
       <w:tab/>
       <w:tab/>
-      <w:t>2025-12-21</w:t>
+      <w:t>2025-12-22</w:t>
       <w:br/>
       <w:br/>
     </w:r>

--- a/tillsyn/A 54008-2025 tillsynsbegäran.docx
+++ b/tillsyn/A 54008-2025 tillsynsbegäran.docx
@@ -1049,7 +1049,7 @@
     <w:r>
       <w:tab/>
       <w:tab/>
-      <w:t>2025-12-22</w:t>
+      <w:t>2025-12-26</w:t>
       <w:br/>
       <w:br/>
     </w:r>

--- a/tillsyn/A 54008-2025 tillsynsbegäran.docx
+++ b/tillsyn/A 54008-2025 tillsynsbegäran.docx
@@ -1049,7 +1049,7 @@
     <w:r>
       <w:tab/>
       <w:tab/>
-      <w:t>2025-12-26</w:t>
+      <w:t>2025-12-28</w:t>
       <w:br/>
       <w:br/>
     </w:r>

--- a/tillsyn/A 54008-2025 tillsynsbegäran.docx
+++ b/tillsyn/A 54008-2025 tillsynsbegäran.docx
@@ -1049,7 +1049,7 @@
     <w:r>
       <w:tab/>
       <w:tab/>
-      <w:t>2025-12-28</w:t>
+      <w:t>2025-12-29</w:t>
       <w:br/>
       <w:br/>
     </w:r>

--- a/tillsyn/A 54008-2025 tillsynsbegäran.docx
+++ b/tillsyn/A 54008-2025 tillsynsbegäran.docx
@@ -1049,7 +1049,7 @@
     <w:r>
       <w:tab/>
       <w:tab/>
-      <w:t>2025-12-29</w:t>
+      <w:t>2025-12-30</w:t>
       <w:br/>
       <w:br/>
     </w:r>

--- a/tillsyn/A 54008-2025 tillsynsbegäran.docx
+++ b/tillsyn/A 54008-2025 tillsynsbegäran.docx
@@ -1049,7 +1049,7 @@
     <w:r>
       <w:tab/>
       <w:tab/>
-      <w:t>2025-12-30</w:t>
+      <w:t>2025-12-31</w:t>
       <w:br/>
       <w:br/>
     </w:r>

--- a/tillsyn/A 54008-2025 tillsynsbegäran.docx
+++ b/tillsyn/A 54008-2025 tillsynsbegäran.docx
@@ -1049,7 +1049,7 @@
     <w:r>
       <w:tab/>
       <w:tab/>
-      <w:t>2026-01-07</w:t>
+      <w:t>2026-01-08</w:t>
       <w:br/>
       <w:br/>
     </w:r>

--- a/tillsyn/A 54008-2025 tillsynsbegäran.docx
+++ b/tillsyn/A 54008-2025 tillsynsbegäran.docx
@@ -1049,7 +1049,7 @@
     <w:r>
       <w:tab/>
       <w:tab/>
-      <w:t>2026-01-08</w:t>
+      <w:t>2026-01-09</w:t>
       <w:br/>
       <w:br/>
     </w:r>

--- a/tillsyn/A 54008-2025 tillsynsbegäran.docx
+++ b/tillsyn/A 54008-2025 tillsynsbegäran.docx
@@ -1049,7 +1049,7 @@
     <w:r>
       <w:tab/>
       <w:tab/>
-      <w:t>2026-01-09</w:t>
+      <w:t>2026-01-10</w:t>
       <w:br/>
       <w:br/>
     </w:r>

--- a/tillsyn/A 54008-2025 tillsynsbegäran.docx
+++ b/tillsyn/A 54008-2025 tillsynsbegäran.docx
@@ -1049,7 +1049,7 @@
     <w:r>
       <w:tab/>
       <w:tab/>
-      <w:t>2026-01-10</w:t>
+      <w:t>2026-01-11</w:t>
       <w:br/>
       <w:br/>
     </w:r>

--- a/tillsyn/A 54008-2025 tillsynsbegäran.docx
+++ b/tillsyn/A 54008-2025 tillsynsbegäran.docx
@@ -1049,7 +1049,7 @@
     <w:r>
       <w:tab/>
       <w:tab/>
-      <w:t>2026-01-11</w:t>
+      <w:t>2026-01-12</w:t>
       <w:br/>
       <w:br/>
     </w:r>

--- a/tillsyn/A 54008-2025 tillsynsbegäran.docx
+++ b/tillsyn/A 54008-2025 tillsynsbegäran.docx
@@ -1049,7 +1049,7 @@
     <w:r>
       <w:tab/>
       <w:tab/>
-      <w:t>2026-01-12</w:t>
+      <w:t>2026-01-13</w:t>
       <w:br/>
       <w:br/>
     </w:r>

--- a/tillsyn/A 54008-2025 tillsynsbegäran.docx
+++ b/tillsyn/A 54008-2025 tillsynsbegäran.docx
@@ -1049,7 +1049,7 @@
     <w:r>
       <w:tab/>
       <w:tab/>
-      <w:t>2026-01-13</w:t>
+      <w:t>2026-01-14</w:t>
       <w:br/>
       <w:br/>
     </w:r>

--- a/tillsyn/A 54008-2025 tillsynsbegäran.docx
+++ b/tillsyn/A 54008-2025 tillsynsbegäran.docx
@@ -1049,7 +1049,7 @@
     <w:r>
       <w:tab/>
       <w:tab/>
-      <w:t>2026-01-14</w:t>
+      <w:t>2026-01-15</w:t>
       <w:br/>
       <w:br/>
     </w:r>

--- a/tillsyn/A 54008-2025 tillsynsbegäran.docx
+++ b/tillsyn/A 54008-2025 tillsynsbegäran.docx
@@ -1049,7 +1049,7 @@
     <w:r>
       <w:tab/>
       <w:tab/>
-      <w:t>2026-01-15</w:t>
+      <w:t>2026-01-16</w:t>
       <w:br/>
       <w:br/>
     </w:r>

--- a/tillsyn/A 54008-2025 tillsynsbegäran.docx
+++ b/tillsyn/A 54008-2025 tillsynsbegäran.docx
@@ -1049,7 +1049,7 @@
     <w:r>
       <w:tab/>
       <w:tab/>
-      <w:t>2026-01-16</w:t>
+      <w:t>2026-01-17</w:t>
       <w:br/>
       <w:br/>
     </w:r>

--- a/tillsyn/A 54008-2025 tillsynsbegäran.docx
+++ b/tillsyn/A 54008-2025 tillsynsbegäran.docx
@@ -1049,7 +1049,7 @@
     <w:r>
       <w:tab/>
       <w:tab/>
-      <w:t>2026-01-17</w:t>
+      <w:t>2026-01-18</w:t>
       <w:br/>
       <w:br/>
     </w:r>

--- a/tillsyn/A 54008-2025 tillsynsbegäran.docx
+++ b/tillsyn/A 54008-2025 tillsynsbegäran.docx
@@ -1049,7 +1049,7 @@
     <w:r>
       <w:tab/>
       <w:tab/>
-      <w:t>2026-01-18</w:t>
+      <w:t>2026-01-19</w:t>
       <w:br/>
       <w:br/>
     </w:r>

--- a/tillsyn/A 54008-2025 tillsynsbegäran.docx
+++ b/tillsyn/A 54008-2025 tillsynsbegäran.docx
@@ -1049,7 +1049,7 @@
     <w:r>
       <w:tab/>
       <w:tab/>
-      <w:t>2026-01-19</w:t>
+      <w:t>2026-01-20</w:t>
       <w:br/>
       <w:br/>
     </w:r>

--- a/tillsyn/A 54008-2025 tillsynsbegäran.docx
+++ b/tillsyn/A 54008-2025 tillsynsbegäran.docx
@@ -1049,7 +1049,7 @@
     <w:r>
       <w:tab/>
       <w:tab/>
-      <w:t>2026-01-20</w:t>
+      <w:t>2026-01-21</w:t>
       <w:br/>
       <w:br/>
     </w:r>
